--- a/6-过程管理/流程制度规范类文件/060103-服务报告管理程序.docx
+++ b/6-过程管理/流程制度规范类文件/060103-服务报告管理程序.docx
@@ -19,7 +19,25 @@
         <w:adjustRightInd w:val="0"/>
         <w:snapToGrid w:val="0"/>
       </w:pPr>
-      <w:bookmarkStart w:id="0" w:name="_Toc19523"/>
+      <w:bookmarkStart w:id="0" w:name="_Toc13744"/>
+    </w:p>
+    <w:p>
+      <w:pPr>
+        <w:pStyle w:val="33"/>
+        <w:keepNext w:val="0"/>
+        <w:keepLines w:val="0"/>
+        <w:pageBreakBefore w:val="0"/>
+        <w:widowControl w:val="0"/>
+        <w:kinsoku w:val="0"/>
+        <w:wordWrap/>
+        <w:overflowPunct/>
+        <w:topLinePunct w:val="0"/>
+        <w:autoSpaceDE w:val="0"/>
+        <w:autoSpaceDN w:val="0"/>
+        <w:bidi w:val="0"/>
+        <w:adjustRightInd w:val="0"/>
+        <w:snapToGrid w:val="0"/>
+      </w:pPr>
       <w:r>
         <w:t>服务报告管理程序</w:t>
       </w:r>
@@ -42,11 +60,45 @@
         <w:adjustRightInd w:val="0"/>
         <w:snapToGrid w:val="0"/>
       </w:pPr>
-      <w:bookmarkStart w:id="1" w:name="_Toc2787"/>
+      <w:bookmarkStart w:id="1" w:name="_Toc30109"/>
       <w:r>
         <w:t>甘肃国邦信息科技有限公司</w:t>
       </w:r>
       <w:bookmarkEnd w:id="1"/>
+    </w:p>
+    <w:p>
+      <w:pPr>
+        <w:keepNext w:val="0"/>
+        <w:keepLines w:val="0"/>
+        <w:pageBreakBefore w:val="0"/>
+        <w:widowControl w:val="0"/>
+        <w:kinsoku w:val="0"/>
+        <w:wordWrap/>
+        <w:overflowPunct/>
+        <w:topLinePunct w:val="0"/>
+        <w:autoSpaceDE w:val="0"/>
+        <w:autoSpaceDN w:val="0"/>
+        <w:bidi w:val="0"/>
+        <w:adjustRightInd w:val="0"/>
+        <w:snapToGrid w:val="0"/>
+        <w:spacing w:before="275"/>
+        <w:ind w:left="3285"/>
+        <w:textAlignment w:val="baseline"/>
+        <w:rPr>
+          <w:rFonts w:ascii="宋体" w:hAnsi="宋体" w:eastAsia="宋体" w:cs="宋体"/>
+          <w:sz w:val="36"/>
+          <w:szCs w:val="36"/>
+        </w:rPr>
+      </w:pPr>
+      <w:r>
+        <w:rPr>
+          <w:rFonts w:ascii="宋体" w:hAnsi="宋体" w:eastAsia="宋体" w:cs="宋体"/>
+          <w:spacing w:val="-2"/>
+          <w:sz w:val="36"/>
+          <w:szCs w:val="36"/>
+        </w:rPr>
+        <w:t>2025-01-04</w:t>
+      </w:r>
     </w:p>
     <w:p>
       <w:pPr>
@@ -71,15 +123,6 @@
           <w:szCs w:val="24"/>
         </w:rPr>
       </w:pPr>
-      <w:r>
-        <w:rPr>
-          <w:rFonts w:ascii="宋体" w:hAnsi="宋体" w:eastAsia="宋体" w:cs="宋体"/>
-          <w:spacing w:val="-2"/>
-          <w:sz w:val="24"/>
-          <w:szCs w:val="24"/>
-        </w:rPr>
-        <w:t>2025-1-4</w:t>
-      </w:r>
     </w:p>
     <w:p>
       <w:pPr>
@@ -132,7 +175,7 @@
           <w:szCs w:val="28"/>
         </w:rPr>
       </w:pPr>
-      <w:bookmarkStart w:id="2" w:name="_Toc1605"/>
+      <w:bookmarkStart w:id="2" w:name="_Toc4053"/>
       <w:r>
         <w:rPr>
           <w:rFonts w:ascii="宋体" w:hAnsi="宋体" w:eastAsia="宋体" w:cs="宋体"/>
@@ -1588,22 +1631,9 @@
         <w:p>
           <w:pPr>
             <w:pStyle w:val="16"/>
-            <w:keepNext w:val="0"/>
-            <w:keepLines w:val="0"/>
-            <w:pageBreakBefore w:val="0"/>
-            <w:widowControl w:val="0"/>
             <w:tabs>
               <w:tab w:val="right" w:leader="dot" w:pos="8501"/>
             </w:tabs>
-            <w:kinsoku w:val="0"/>
-            <w:wordWrap/>
-            <w:overflowPunct/>
-            <w:topLinePunct w:val="0"/>
-            <w:autoSpaceDE w:val="0"/>
-            <w:autoSpaceDN w:val="0"/>
-            <w:bidi w:val="0"/>
-            <w:adjustRightInd w:val="0"/>
-            <w:snapToGrid w:val="0"/>
           </w:pPr>
           <w:r>
             <w:rPr>
@@ -1641,7 +1671,7 @@
               <w:rFonts w:ascii="Times New Roman" w:hAnsi="Times New Roman" w:eastAsia="Times New Roman" w:cs="Times New Roman"/>
               <w:szCs w:val="21"/>
             </w:rPr>
-            <w:instrText xml:space="preserve"> HYPERLINK \l _Toc19523 </w:instrText>
+            <w:instrText xml:space="preserve"> HYPERLINK \l _Toc13744 </w:instrText>
           </w:r>
           <w:r>
             <w:rPr>
@@ -1660,7 +1690,7 @@
             <w:fldChar w:fldCharType="begin"/>
           </w:r>
           <w:r>
-            <w:instrText xml:space="preserve"> PAGEREF _Toc19523 \h </w:instrText>
+            <w:instrText xml:space="preserve"> PAGEREF _Toc13744 \h </w:instrText>
           </w:r>
           <w:r>
             <w:fldChar w:fldCharType="separate"/>
@@ -1682,22 +1712,9 @@
         <w:p>
           <w:pPr>
             <w:pStyle w:val="16"/>
-            <w:keepNext w:val="0"/>
-            <w:keepLines w:val="0"/>
-            <w:pageBreakBefore w:val="0"/>
-            <w:widowControl w:val="0"/>
             <w:tabs>
               <w:tab w:val="right" w:leader="dot" w:pos="8501"/>
             </w:tabs>
-            <w:kinsoku w:val="0"/>
-            <w:wordWrap/>
-            <w:overflowPunct/>
-            <w:topLinePunct w:val="0"/>
-            <w:autoSpaceDE w:val="0"/>
-            <w:autoSpaceDN w:val="0"/>
-            <w:bidi w:val="0"/>
-            <w:adjustRightInd w:val="0"/>
-            <w:snapToGrid w:val="0"/>
           </w:pPr>
           <w:r>
             <w:rPr>
@@ -1711,7 +1728,7 @@
               <w:rFonts w:ascii="Times New Roman" w:hAnsi="Times New Roman" w:eastAsia="Times New Roman" w:cs="Times New Roman"/>
               <w:szCs w:val="21"/>
             </w:rPr>
-            <w:instrText xml:space="preserve"> HYPERLINK \l _Toc2787 </w:instrText>
+            <w:instrText xml:space="preserve"> HYPERLINK \l _Toc30109 </w:instrText>
           </w:r>
           <w:r>
             <w:rPr>
@@ -1730,7 +1747,7 @@
             <w:fldChar w:fldCharType="begin"/>
           </w:r>
           <w:r>
-            <w:instrText xml:space="preserve"> PAGEREF _Toc2787 \h </w:instrText>
+            <w:instrText xml:space="preserve"> PAGEREF _Toc30109 \h </w:instrText>
           </w:r>
           <w:r>
             <w:fldChar w:fldCharType="separate"/>
@@ -1752,22 +1769,9 @@
         <w:p>
           <w:pPr>
             <w:pStyle w:val="16"/>
-            <w:keepNext w:val="0"/>
-            <w:keepLines w:val="0"/>
-            <w:pageBreakBefore w:val="0"/>
-            <w:widowControl w:val="0"/>
             <w:tabs>
               <w:tab w:val="right" w:leader="dot" w:pos="8501"/>
             </w:tabs>
-            <w:kinsoku w:val="0"/>
-            <w:wordWrap/>
-            <w:overflowPunct/>
-            <w:topLinePunct w:val="0"/>
-            <w:autoSpaceDE w:val="0"/>
-            <w:autoSpaceDN w:val="0"/>
-            <w:bidi w:val="0"/>
-            <w:adjustRightInd w:val="0"/>
-            <w:snapToGrid w:val="0"/>
           </w:pPr>
           <w:r>
             <w:rPr>
@@ -1781,7 +1785,7 @@
               <w:rFonts w:ascii="Times New Roman" w:hAnsi="Times New Roman" w:eastAsia="Times New Roman" w:cs="Times New Roman"/>
               <w:szCs w:val="21"/>
             </w:rPr>
-            <w:instrText xml:space="preserve"> HYPERLINK \l _Toc1605 </w:instrText>
+            <w:instrText xml:space="preserve"> HYPERLINK \l _Toc4053 </w:instrText>
           </w:r>
           <w:r>
             <w:rPr>
@@ -1805,7 +1809,7 @@
             <w:fldChar w:fldCharType="begin"/>
           </w:r>
           <w:r>
-            <w:instrText xml:space="preserve"> PAGEREF _Toc1605 \h </w:instrText>
+            <w:instrText xml:space="preserve"> PAGEREF _Toc4053 \h </w:instrText>
           </w:r>
           <w:r>
             <w:fldChar w:fldCharType="separate"/>
@@ -1827,22 +1831,9 @@
         <w:p>
           <w:pPr>
             <w:pStyle w:val="16"/>
-            <w:keepNext w:val="0"/>
-            <w:keepLines w:val="0"/>
-            <w:pageBreakBefore w:val="0"/>
-            <w:widowControl w:val="0"/>
             <w:tabs>
               <w:tab w:val="right" w:leader="dot" w:pos="8501"/>
             </w:tabs>
-            <w:kinsoku w:val="0"/>
-            <w:wordWrap/>
-            <w:overflowPunct/>
-            <w:topLinePunct w:val="0"/>
-            <w:autoSpaceDE w:val="0"/>
-            <w:autoSpaceDN w:val="0"/>
-            <w:bidi w:val="0"/>
-            <w:adjustRightInd w:val="0"/>
-            <w:snapToGrid w:val="0"/>
           </w:pPr>
           <w:r>
             <w:rPr>
@@ -1856,7 +1847,7 @@
               <w:rFonts w:ascii="Times New Roman" w:hAnsi="Times New Roman" w:eastAsia="Times New Roman" w:cs="Times New Roman"/>
               <w:szCs w:val="21"/>
             </w:rPr>
-            <w:instrText xml:space="preserve"> HYPERLINK \l _Toc15565 </w:instrText>
+            <w:instrText xml:space="preserve"> HYPERLINK \l _Toc1700 </w:instrText>
           </w:r>
           <w:r>
             <w:rPr>
@@ -1881,7 +1872,7 @@
             <w:fldChar w:fldCharType="begin"/>
           </w:r>
           <w:r>
-            <w:instrText xml:space="preserve"> PAGEREF _Toc15565 \h </w:instrText>
+            <w:instrText xml:space="preserve"> PAGEREF _Toc1700 \h </w:instrText>
           </w:r>
           <w:r>
             <w:fldChar w:fldCharType="separate"/>
@@ -1903,22 +1894,9 @@
         <w:p>
           <w:pPr>
             <w:pStyle w:val="17"/>
-            <w:keepNext w:val="0"/>
-            <w:keepLines w:val="0"/>
-            <w:pageBreakBefore w:val="0"/>
-            <w:widowControl w:val="0"/>
             <w:tabs>
               <w:tab w:val="right" w:leader="dot" w:pos="8501"/>
             </w:tabs>
-            <w:kinsoku w:val="0"/>
-            <w:wordWrap/>
-            <w:overflowPunct/>
-            <w:topLinePunct w:val="0"/>
-            <w:autoSpaceDE w:val="0"/>
-            <w:autoSpaceDN w:val="0"/>
-            <w:bidi w:val="0"/>
-            <w:adjustRightInd w:val="0"/>
-            <w:snapToGrid w:val="0"/>
           </w:pPr>
           <w:r>
             <w:rPr>
@@ -1932,7 +1910,7 @@
               <w:rFonts w:ascii="Times New Roman" w:hAnsi="Times New Roman" w:eastAsia="Times New Roman" w:cs="Times New Roman"/>
               <w:szCs w:val="21"/>
             </w:rPr>
-            <w:instrText xml:space="preserve"> HYPERLINK \l _Toc29659 </w:instrText>
+            <w:instrText xml:space="preserve"> HYPERLINK \l _Toc6022 </w:instrText>
           </w:r>
           <w:r>
             <w:rPr>
@@ -1957,7 +1935,7 @@
             <w:fldChar w:fldCharType="begin"/>
           </w:r>
           <w:r>
-            <w:instrText xml:space="preserve"> PAGEREF _Toc29659 \h </w:instrText>
+            <w:instrText xml:space="preserve"> PAGEREF _Toc6022 \h </w:instrText>
           </w:r>
           <w:r>
             <w:fldChar w:fldCharType="separate"/>
@@ -1979,22 +1957,9 @@
         <w:p>
           <w:pPr>
             <w:pStyle w:val="17"/>
-            <w:keepNext w:val="0"/>
-            <w:keepLines w:val="0"/>
-            <w:pageBreakBefore w:val="0"/>
-            <w:widowControl w:val="0"/>
             <w:tabs>
               <w:tab w:val="right" w:leader="dot" w:pos="8501"/>
             </w:tabs>
-            <w:kinsoku w:val="0"/>
-            <w:wordWrap/>
-            <w:overflowPunct/>
-            <w:topLinePunct w:val="0"/>
-            <w:autoSpaceDE w:val="0"/>
-            <w:autoSpaceDN w:val="0"/>
-            <w:bidi w:val="0"/>
-            <w:adjustRightInd w:val="0"/>
-            <w:snapToGrid w:val="0"/>
           </w:pPr>
           <w:r>
             <w:rPr>
@@ -2008,7 +1973,7 @@
               <w:rFonts w:ascii="Times New Roman" w:hAnsi="Times New Roman" w:eastAsia="Times New Roman" w:cs="Times New Roman"/>
               <w:szCs w:val="21"/>
             </w:rPr>
-            <w:instrText xml:space="preserve"> HYPERLINK \l _Toc171 </w:instrText>
+            <w:instrText xml:space="preserve"> HYPERLINK \l _Toc29665 </w:instrText>
           </w:r>
           <w:r>
             <w:rPr>
@@ -2033,7 +1998,7 @@
             <w:fldChar w:fldCharType="begin"/>
           </w:r>
           <w:r>
-            <w:instrText xml:space="preserve"> PAGEREF _Toc171 \h </w:instrText>
+            <w:instrText xml:space="preserve"> PAGEREF _Toc29665 \h </w:instrText>
           </w:r>
           <w:r>
             <w:fldChar w:fldCharType="separate"/>
@@ -2055,22 +2020,9 @@
         <w:p>
           <w:pPr>
             <w:pStyle w:val="16"/>
-            <w:keepNext w:val="0"/>
-            <w:keepLines w:val="0"/>
-            <w:pageBreakBefore w:val="0"/>
-            <w:widowControl w:val="0"/>
             <w:tabs>
               <w:tab w:val="right" w:leader="dot" w:pos="8501"/>
             </w:tabs>
-            <w:kinsoku w:val="0"/>
-            <w:wordWrap/>
-            <w:overflowPunct/>
-            <w:topLinePunct w:val="0"/>
-            <w:autoSpaceDE w:val="0"/>
-            <w:autoSpaceDN w:val="0"/>
-            <w:bidi w:val="0"/>
-            <w:adjustRightInd w:val="0"/>
-            <w:snapToGrid w:val="0"/>
           </w:pPr>
           <w:r>
             <w:rPr>
@@ -2084,7 +2036,7 @@
               <w:rFonts w:ascii="Times New Roman" w:hAnsi="Times New Roman" w:eastAsia="Times New Roman" w:cs="Times New Roman"/>
               <w:szCs w:val="21"/>
             </w:rPr>
-            <w:instrText xml:space="preserve"> HYPERLINK \l _Toc16001 </w:instrText>
+            <w:instrText xml:space="preserve"> HYPERLINK \l _Toc9465 </w:instrText>
           </w:r>
           <w:r>
             <w:rPr>
@@ -2109,7 +2061,7 @@
             <w:fldChar w:fldCharType="begin"/>
           </w:r>
           <w:r>
-            <w:instrText xml:space="preserve"> PAGEREF _Toc16001 \h </w:instrText>
+            <w:instrText xml:space="preserve"> PAGEREF _Toc9465 \h </w:instrText>
           </w:r>
           <w:r>
             <w:fldChar w:fldCharType="separate"/>
@@ -2131,22 +2083,9 @@
         <w:p>
           <w:pPr>
             <w:pStyle w:val="17"/>
-            <w:keepNext w:val="0"/>
-            <w:keepLines w:val="0"/>
-            <w:pageBreakBefore w:val="0"/>
-            <w:widowControl w:val="0"/>
             <w:tabs>
               <w:tab w:val="right" w:leader="dot" w:pos="8501"/>
             </w:tabs>
-            <w:kinsoku w:val="0"/>
-            <w:wordWrap/>
-            <w:overflowPunct/>
-            <w:topLinePunct w:val="0"/>
-            <w:autoSpaceDE w:val="0"/>
-            <w:autoSpaceDN w:val="0"/>
-            <w:bidi w:val="0"/>
-            <w:adjustRightInd w:val="0"/>
-            <w:snapToGrid w:val="0"/>
           </w:pPr>
           <w:r>
             <w:rPr>
@@ -2160,7 +2099,7 @@
               <w:rFonts w:ascii="Times New Roman" w:hAnsi="Times New Roman" w:eastAsia="Times New Roman" w:cs="Times New Roman"/>
               <w:szCs w:val="21"/>
             </w:rPr>
-            <w:instrText xml:space="preserve"> HYPERLINK \l _Toc10653 </w:instrText>
+            <w:instrText xml:space="preserve"> HYPERLINK \l _Toc9644 </w:instrText>
           </w:r>
           <w:r>
             <w:rPr>
@@ -2185,7 +2124,7 @@
             <w:fldChar w:fldCharType="begin"/>
           </w:r>
           <w:r>
-            <w:instrText xml:space="preserve"> PAGEREF _Toc10653 \h </w:instrText>
+            <w:instrText xml:space="preserve"> PAGEREF _Toc9644 \h </w:instrText>
           </w:r>
           <w:r>
             <w:fldChar w:fldCharType="separate"/>
@@ -2207,22 +2146,9 @@
         <w:p>
           <w:pPr>
             <w:pStyle w:val="17"/>
-            <w:keepNext w:val="0"/>
-            <w:keepLines w:val="0"/>
-            <w:pageBreakBefore w:val="0"/>
-            <w:widowControl w:val="0"/>
             <w:tabs>
               <w:tab w:val="right" w:leader="dot" w:pos="8501"/>
             </w:tabs>
-            <w:kinsoku w:val="0"/>
-            <w:wordWrap/>
-            <w:overflowPunct/>
-            <w:topLinePunct w:val="0"/>
-            <w:autoSpaceDE w:val="0"/>
-            <w:autoSpaceDN w:val="0"/>
-            <w:bidi w:val="0"/>
-            <w:adjustRightInd w:val="0"/>
-            <w:snapToGrid w:val="0"/>
           </w:pPr>
           <w:r>
             <w:rPr>
@@ -2236,7 +2162,7 @@
               <w:rFonts w:ascii="Times New Roman" w:hAnsi="Times New Roman" w:eastAsia="Times New Roman" w:cs="Times New Roman"/>
               <w:szCs w:val="21"/>
             </w:rPr>
-            <w:instrText xml:space="preserve"> HYPERLINK \l _Toc17948 </w:instrText>
+            <w:instrText xml:space="preserve"> HYPERLINK \l _Toc29776 </w:instrText>
           </w:r>
           <w:r>
             <w:rPr>
@@ -2268,7 +2194,7 @@
             <w:fldChar w:fldCharType="begin"/>
           </w:r>
           <w:r>
-            <w:instrText xml:space="preserve"> PAGEREF _Toc17948 \h </w:instrText>
+            <w:instrText xml:space="preserve"> PAGEREF _Toc29776 \h </w:instrText>
           </w:r>
           <w:r>
             <w:fldChar w:fldCharType="separate"/>
@@ -2290,22 +2216,9 @@
         <w:p>
           <w:pPr>
             <w:pStyle w:val="17"/>
-            <w:keepNext w:val="0"/>
-            <w:keepLines w:val="0"/>
-            <w:pageBreakBefore w:val="0"/>
-            <w:widowControl w:val="0"/>
             <w:tabs>
               <w:tab w:val="right" w:leader="dot" w:pos="8501"/>
             </w:tabs>
-            <w:kinsoku w:val="0"/>
-            <w:wordWrap/>
-            <w:overflowPunct/>
-            <w:topLinePunct w:val="0"/>
-            <w:autoSpaceDE w:val="0"/>
-            <w:autoSpaceDN w:val="0"/>
-            <w:bidi w:val="0"/>
-            <w:adjustRightInd w:val="0"/>
-            <w:snapToGrid w:val="0"/>
           </w:pPr>
           <w:r>
             <w:rPr>
@@ -2319,7 +2232,7 @@
               <w:rFonts w:ascii="Times New Roman" w:hAnsi="Times New Roman" w:eastAsia="Times New Roman" w:cs="Times New Roman"/>
               <w:szCs w:val="21"/>
             </w:rPr>
-            <w:instrText xml:space="preserve"> HYPERLINK \l _Toc13337 </w:instrText>
+            <w:instrText xml:space="preserve"> HYPERLINK \l _Toc12315 </w:instrText>
           </w:r>
           <w:r>
             <w:rPr>
@@ -2361,13 +2274,13 @@
             <w:fldChar w:fldCharType="begin"/>
           </w:r>
           <w:r>
-            <w:instrText xml:space="preserve"> PAGEREF _Toc13337 \h </w:instrText>
+            <w:instrText xml:space="preserve"> PAGEREF _Toc12315 \h </w:instrText>
           </w:r>
           <w:r>
             <w:fldChar w:fldCharType="separate"/>
           </w:r>
           <w:r>
-            <w:t>5</w:t>
+            <w:t>4</w:t>
           </w:r>
           <w:r>
             <w:fldChar w:fldCharType="end"/>
@@ -2383,22 +2296,9 @@
         <w:p>
           <w:pPr>
             <w:pStyle w:val="17"/>
-            <w:keepNext w:val="0"/>
-            <w:keepLines w:val="0"/>
-            <w:pageBreakBefore w:val="0"/>
-            <w:widowControl w:val="0"/>
             <w:tabs>
               <w:tab w:val="right" w:leader="dot" w:pos="8501"/>
             </w:tabs>
-            <w:kinsoku w:val="0"/>
-            <w:wordWrap/>
-            <w:overflowPunct/>
-            <w:topLinePunct w:val="0"/>
-            <w:autoSpaceDE w:val="0"/>
-            <w:autoSpaceDN w:val="0"/>
-            <w:bidi w:val="0"/>
-            <w:adjustRightInd w:val="0"/>
-            <w:snapToGrid w:val="0"/>
           </w:pPr>
           <w:r>
             <w:rPr>
@@ -2412,7 +2312,7 @@
               <w:rFonts w:ascii="Times New Roman" w:hAnsi="Times New Roman" w:eastAsia="Times New Roman" w:cs="Times New Roman"/>
               <w:szCs w:val="21"/>
             </w:rPr>
-            <w:instrText xml:space="preserve"> HYPERLINK \l _Toc18664 </w:instrText>
+            <w:instrText xml:space="preserve"> HYPERLINK \l _Toc30662 </w:instrText>
           </w:r>
           <w:r>
             <w:rPr>
@@ -2437,7 +2337,7 @@
             <w:fldChar w:fldCharType="begin"/>
           </w:r>
           <w:r>
-            <w:instrText xml:space="preserve"> PAGEREF _Toc18664 \h </w:instrText>
+            <w:instrText xml:space="preserve"> PAGEREF _Toc30662 \h </w:instrText>
           </w:r>
           <w:r>
             <w:fldChar w:fldCharType="separate"/>
@@ -2459,22 +2359,9 @@
         <w:p>
           <w:pPr>
             <w:pStyle w:val="17"/>
-            <w:keepNext w:val="0"/>
-            <w:keepLines w:val="0"/>
-            <w:pageBreakBefore w:val="0"/>
-            <w:widowControl w:val="0"/>
             <w:tabs>
               <w:tab w:val="right" w:leader="dot" w:pos="8501"/>
             </w:tabs>
-            <w:kinsoku w:val="0"/>
-            <w:wordWrap/>
-            <w:overflowPunct/>
-            <w:topLinePunct w:val="0"/>
-            <w:autoSpaceDE w:val="0"/>
-            <w:autoSpaceDN w:val="0"/>
-            <w:bidi w:val="0"/>
-            <w:adjustRightInd w:val="0"/>
-            <w:snapToGrid w:val="0"/>
           </w:pPr>
           <w:r>
             <w:rPr>
@@ -2488,7 +2375,7 @@
               <w:rFonts w:ascii="Times New Roman" w:hAnsi="Times New Roman" w:eastAsia="Times New Roman" w:cs="Times New Roman"/>
               <w:szCs w:val="21"/>
             </w:rPr>
-            <w:instrText xml:space="preserve"> HYPERLINK \l _Toc12950 </w:instrText>
+            <w:instrText xml:space="preserve"> HYPERLINK \l _Toc6417 </w:instrText>
           </w:r>
           <w:r>
             <w:rPr>
@@ -2504,6 +2391,403 @@
             <w:t xml:space="preserve">2.5. </w:t>
           </w:r>
           <w:r>
+            <w:rPr>
+              <w:rFonts w:hint="eastAsia"/>
+              <w:lang w:val="en-US" w:eastAsia="zh-CN"/>
+            </w:rPr>
+            <w:t>服务报告分发</w:t>
+          </w:r>
+          <w:r>
+            <w:tab/>
+          </w:r>
+          <w:r>
+            <w:fldChar w:fldCharType="begin"/>
+          </w:r>
+          <w:r>
+            <w:instrText xml:space="preserve"> PAGEREF _Toc6417 \h </w:instrText>
+          </w:r>
+          <w:r>
+            <w:fldChar w:fldCharType="separate"/>
+          </w:r>
+          <w:r>
+            <w:t>6</w:t>
+          </w:r>
+          <w:r>
+            <w:fldChar w:fldCharType="end"/>
+          </w:r>
+          <w:r>
+            <w:rPr>
+              <w:rFonts w:ascii="Times New Roman" w:hAnsi="Times New Roman" w:eastAsia="Times New Roman" w:cs="Times New Roman"/>
+              <w:szCs w:val="21"/>
+            </w:rPr>
+            <w:fldChar w:fldCharType="end"/>
+          </w:r>
+        </w:p>
+        <w:p>
+          <w:pPr>
+            <w:pStyle w:val="13"/>
+            <w:tabs>
+              <w:tab w:val="right" w:leader="dot" w:pos="8501"/>
+            </w:tabs>
+          </w:pPr>
+          <w:r>
+            <w:rPr>
+              <w:rFonts w:ascii="Times New Roman" w:hAnsi="Times New Roman" w:eastAsia="Times New Roman" w:cs="Times New Roman"/>
+              <w:szCs w:val="21"/>
+            </w:rPr>
+            <w:fldChar w:fldCharType="begin"/>
+          </w:r>
+          <w:r>
+            <w:rPr>
+              <w:rFonts w:ascii="Times New Roman" w:hAnsi="Times New Roman" w:eastAsia="Times New Roman" w:cs="Times New Roman"/>
+              <w:szCs w:val="21"/>
+            </w:rPr>
+            <w:instrText xml:space="preserve"> HYPERLINK \l _Toc20473 </w:instrText>
+          </w:r>
+          <w:r>
+            <w:rPr>
+              <w:rFonts w:ascii="Times New Roman" w:hAnsi="Times New Roman" w:eastAsia="Times New Roman" w:cs="Times New Roman"/>
+              <w:szCs w:val="21"/>
+            </w:rPr>
+            <w:fldChar w:fldCharType="separate"/>
+          </w:r>
+          <w:r>
+            <w:rPr>
+              <w:rFonts w:hint="default"/>
+            </w:rPr>
+            <w:t xml:space="preserve">2.5.1. </w:t>
+          </w:r>
+          <w:r>
+            <w:rPr>
+              <w:rFonts w:hint="eastAsia"/>
+            </w:rPr>
+            <w:t>分发对象</w:t>
+          </w:r>
+          <w:r>
+            <w:tab/>
+          </w:r>
+          <w:r>
+            <w:fldChar w:fldCharType="begin"/>
+          </w:r>
+          <w:r>
+            <w:instrText xml:space="preserve"> PAGEREF _Toc20473 \h </w:instrText>
+          </w:r>
+          <w:r>
+            <w:fldChar w:fldCharType="separate"/>
+          </w:r>
+          <w:r>
+            <w:t>6</w:t>
+          </w:r>
+          <w:r>
+            <w:fldChar w:fldCharType="end"/>
+          </w:r>
+          <w:r>
+            <w:rPr>
+              <w:rFonts w:ascii="Times New Roman" w:hAnsi="Times New Roman" w:eastAsia="Times New Roman" w:cs="Times New Roman"/>
+              <w:szCs w:val="21"/>
+            </w:rPr>
+            <w:fldChar w:fldCharType="end"/>
+          </w:r>
+        </w:p>
+        <w:p>
+          <w:pPr>
+            <w:pStyle w:val="13"/>
+            <w:tabs>
+              <w:tab w:val="right" w:leader="dot" w:pos="8501"/>
+            </w:tabs>
+          </w:pPr>
+          <w:r>
+            <w:rPr>
+              <w:rFonts w:ascii="Times New Roman" w:hAnsi="Times New Roman" w:eastAsia="Times New Roman" w:cs="Times New Roman"/>
+              <w:szCs w:val="21"/>
+            </w:rPr>
+            <w:fldChar w:fldCharType="begin"/>
+          </w:r>
+          <w:r>
+            <w:rPr>
+              <w:rFonts w:ascii="Times New Roman" w:hAnsi="Times New Roman" w:eastAsia="Times New Roman" w:cs="Times New Roman"/>
+              <w:szCs w:val="21"/>
+            </w:rPr>
+            <w:instrText xml:space="preserve"> HYPERLINK \l _Toc4055 </w:instrText>
+          </w:r>
+          <w:r>
+            <w:rPr>
+              <w:rFonts w:ascii="Times New Roman" w:hAnsi="Times New Roman" w:eastAsia="Times New Roman" w:cs="Times New Roman"/>
+              <w:szCs w:val="21"/>
+            </w:rPr>
+            <w:fldChar w:fldCharType="separate"/>
+          </w:r>
+          <w:r>
+            <w:rPr>
+              <w:rFonts w:hint="default"/>
+            </w:rPr>
+            <w:t xml:space="preserve">2.5.2. </w:t>
+          </w:r>
+          <w:r>
+            <w:rPr>
+              <w:rFonts w:hint="eastAsia"/>
+            </w:rPr>
+            <w:t>分发方式</w:t>
+          </w:r>
+          <w:r>
+            <w:tab/>
+          </w:r>
+          <w:r>
+            <w:fldChar w:fldCharType="begin"/>
+          </w:r>
+          <w:r>
+            <w:instrText xml:space="preserve"> PAGEREF _Toc4055 \h </w:instrText>
+          </w:r>
+          <w:r>
+            <w:fldChar w:fldCharType="separate"/>
+          </w:r>
+          <w:r>
+            <w:t>6</w:t>
+          </w:r>
+          <w:r>
+            <w:fldChar w:fldCharType="end"/>
+          </w:r>
+          <w:r>
+            <w:rPr>
+              <w:rFonts w:ascii="Times New Roman" w:hAnsi="Times New Roman" w:eastAsia="Times New Roman" w:cs="Times New Roman"/>
+              <w:szCs w:val="21"/>
+            </w:rPr>
+            <w:fldChar w:fldCharType="end"/>
+          </w:r>
+        </w:p>
+        <w:p>
+          <w:pPr>
+            <w:pStyle w:val="13"/>
+            <w:tabs>
+              <w:tab w:val="right" w:leader="dot" w:pos="8501"/>
+            </w:tabs>
+          </w:pPr>
+          <w:r>
+            <w:rPr>
+              <w:rFonts w:ascii="Times New Roman" w:hAnsi="Times New Roman" w:eastAsia="Times New Roman" w:cs="Times New Roman"/>
+              <w:szCs w:val="21"/>
+            </w:rPr>
+            <w:fldChar w:fldCharType="begin"/>
+          </w:r>
+          <w:r>
+            <w:rPr>
+              <w:rFonts w:ascii="Times New Roman" w:hAnsi="Times New Roman" w:eastAsia="Times New Roman" w:cs="Times New Roman"/>
+              <w:szCs w:val="21"/>
+            </w:rPr>
+            <w:instrText xml:space="preserve"> HYPERLINK \l _Toc17322 </w:instrText>
+          </w:r>
+          <w:r>
+            <w:rPr>
+              <w:rFonts w:ascii="Times New Roman" w:hAnsi="Times New Roman" w:eastAsia="Times New Roman" w:cs="Times New Roman"/>
+              <w:szCs w:val="21"/>
+            </w:rPr>
+            <w:fldChar w:fldCharType="separate"/>
+          </w:r>
+          <w:r>
+            <w:rPr>
+              <w:rFonts w:hint="default"/>
+            </w:rPr>
+            <w:t xml:space="preserve">2.5.3. </w:t>
+          </w:r>
+          <w:r>
+            <w:rPr>
+              <w:rFonts w:hint="eastAsia"/>
+            </w:rPr>
+            <w:t>分发时间</w:t>
+          </w:r>
+          <w:r>
+            <w:tab/>
+          </w:r>
+          <w:r>
+            <w:fldChar w:fldCharType="begin"/>
+          </w:r>
+          <w:r>
+            <w:instrText xml:space="preserve"> PAGEREF _Toc17322 \h </w:instrText>
+          </w:r>
+          <w:r>
+            <w:fldChar w:fldCharType="separate"/>
+          </w:r>
+          <w:r>
+            <w:t>6</w:t>
+          </w:r>
+          <w:r>
+            <w:fldChar w:fldCharType="end"/>
+          </w:r>
+          <w:r>
+            <w:rPr>
+              <w:rFonts w:ascii="Times New Roman" w:hAnsi="Times New Roman" w:eastAsia="Times New Roman" w:cs="Times New Roman"/>
+              <w:szCs w:val="21"/>
+            </w:rPr>
+            <w:fldChar w:fldCharType="end"/>
+          </w:r>
+        </w:p>
+        <w:p>
+          <w:pPr>
+            <w:pStyle w:val="13"/>
+            <w:tabs>
+              <w:tab w:val="right" w:leader="dot" w:pos="8501"/>
+            </w:tabs>
+          </w:pPr>
+          <w:r>
+            <w:rPr>
+              <w:rFonts w:ascii="Times New Roman" w:hAnsi="Times New Roman" w:eastAsia="Times New Roman" w:cs="Times New Roman"/>
+              <w:szCs w:val="21"/>
+            </w:rPr>
+            <w:fldChar w:fldCharType="begin"/>
+          </w:r>
+          <w:r>
+            <w:rPr>
+              <w:rFonts w:ascii="Times New Roman" w:hAnsi="Times New Roman" w:eastAsia="Times New Roman" w:cs="Times New Roman"/>
+              <w:szCs w:val="21"/>
+            </w:rPr>
+            <w:instrText xml:space="preserve"> HYPERLINK \l _Toc10844 </w:instrText>
+          </w:r>
+          <w:r>
+            <w:rPr>
+              <w:rFonts w:ascii="Times New Roman" w:hAnsi="Times New Roman" w:eastAsia="Times New Roman" w:cs="Times New Roman"/>
+              <w:szCs w:val="21"/>
+            </w:rPr>
+            <w:fldChar w:fldCharType="separate"/>
+          </w:r>
+          <w:r>
+            <w:rPr>
+              <w:rFonts w:hint="default"/>
+            </w:rPr>
+            <w:t xml:space="preserve">2.5.4. </w:t>
+          </w:r>
+          <w:r>
+            <w:rPr>
+              <w:rFonts w:hint="eastAsia"/>
+            </w:rPr>
+            <w:t>分发确认</w:t>
+          </w:r>
+          <w:r>
+            <w:tab/>
+          </w:r>
+          <w:r>
+            <w:fldChar w:fldCharType="begin"/>
+          </w:r>
+          <w:r>
+            <w:instrText xml:space="preserve"> PAGEREF _Toc10844 \h </w:instrText>
+          </w:r>
+          <w:r>
+            <w:fldChar w:fldCharType="separate"/>
+          </w:r>
+          <w:r>
+            <w:t>6</w:t>
+          </w:r>
+          <w:r>
+            <w:fldChar w:fldCharType="end"/>
+          </w:r>
+          <w:r>
+            <w:rPr>
+              <w:rFonts w:ascii="Times New Roman" w:hAnsi="Times New Roman" w:eastAsia="Times New Roman" w:cs="Times New Roman"/>
+              <w:szCs w:val="21"/>
+            </w:rPr>
+            <w:fldChar w:fldCharType="end"/>
+          </w:r>
+        </w:p>
+        <w:p>
+          <w:pPr>
+            <w:pStyle w:val="13"/>
+            <w:tabs>
+              <w:tab w:val="right" w:leader="dot" w:pos="8501"/>
+            </w:tabs>
+          </w:pPr>
+          <w:r>
+            <w:rPr>
+              <w:rFonts w:ascii="Times New Roman" w:hAnsi="Times New Roman" w:eastAsia="Times New Roman" w:cs="Times New Roman"/>
+              <w:szCs w:val="21"/>
+            </w:rPr>
+            <w:fldChar w:fldCharType="begin"/>
+          </w:r>
+          <w:r>
+            <w:rPr>
+              <w:rFonts w:ascii="Times New Roman" w:hAnsi="Times New Roman" w:eastAsia="Times New Roman" w:cs="Times New Roman"/>
+              <w:szCs w:val="21"/>
+            </w:rPr>
+            <w:instrText xml:space="preserve"> HYPERLINK \l _Toc6772 </w:instrText>
+          </w:r>
+          <w:r>
+            <w:rPr>
+              <w:rFonts w:ascii="Times New Roman" w:hAnsi="Times New Roman" w:eastAsia="Times New Roman" w:cs="Times New Roman"/>
+              <w:szCs w:val="21"/>
+            </w:rPr>
+            <w:fldChar w:fldCharType="separate"/>
+          </w:r>
+          <w:r>
+            <w:rPr>
+              <w:rFonts w:hint="default"/>
+            </w:rPr>
+            <w:t xml:space="preserve">2.5.5. </w:t>
+          </w:r>
+          <w:r>
+            <w:rPr>
+              <w:rFonts w:hint="eastAsia"/>
+            </w:rPr>
+            <w:t>保密要求</w:t>
+          </w:r>
+          <w:r>
+            <w:tab/>
+          </w:r>
+          <w:r>
+            <w:fldChar w:fldCharType="begin"/>
+          </w:r>
+          <w:r>
+            <w:instrText xml:space="preserve"> PAGEREF _Toc6772 \h </w:instrText>
+          </w:r>
+          <w:r>
+            <w:fldChar w:fldCharType="separate"/>
+          </w:r>
+          <w:r>
+            <w:t>6</w:t>
+          </w:r>
+          <w:r>
+            <w:fldChar w:fldCharType="end"/>
+          </w:r>
+          <w:r>
+            <w:rPr>
+              <w:rFonts w:ascii="Times New Roman" w:hAnsi="Times New Roman" w:eastAsia="Times New Roman" w:cs="Times New Roman"/>
+              <w:szCs w:val="21"/>
+            </w:rPr>
+            <w:fldChar w:fldCharType="end"/>
+          </w:r>
+        </w:p>
+        <w:p>
+          <w:pPr>
+            <w:pStyle w:val="17"/>
+            <w:tabs>
+              <w:tab w:val="right" w:leader="dot" w:pos="8501"/>
+            </w:tabs>
+          </w:pPr>
+          <w:r>
+            <w:rPr>
+              <w:rFonts w:ascii="Times New Roman" w:hAnsi="Times New Roman" w:eastAsia="Times New Roman" w:cs="Times New Roman"/>
+              <w:szCs w:val="21"/>
+            </w:rPr>
+            <w:fldChar w:fldCharType="begin"/>
+          </w:r>
+          <w:r>
+            <w:rPr>
+              <w:rFonts w:ascii="Times New Roman" w:hAnsi="Times New Roman" w:eastAsia="Times New Roman" w:cs="Times New Roman"/>
+              <w:szCs w:val="21"/>
+            </w:rPr>
+            <w:instrText xml:space="preserve"> HYPERLINK \l _Toc7567 </w:instrText>
+          </w:r>
+          <w:r>
+            <w:rPr>
+              <w:rFonts w:ascii="Times New Roman" w:hAnsi="Times New Roman" w:eastAsia="Times New Roman" w:cs="Times New Roman"/>
+              <w:szCs w:val="21"/>
+            </w:rPr>
+            <w:fldChar w:fldCharType="separate"/>
+          </w:r>
+          <w:r>
+            <w:rPr>
+              <w:rFonts w:hint="default"/>
+            </w:rPr>
+            <w:t xml:space="preserve">2.6. </w:t>
+          </w:r>
+          <w:r>
             <w:t>服务报告内容</w:t>
           </w:r>
           <w:r>
@@ -2513,7 +2797,7 @@
             <w:fldChar w:fldCharType="begin"/>
           </w:r>
           <w:r>
-            <w:instrText xml:space="preserve"> PAGEREF _Toc12950 \h </w:instrText>
+            <w:instrText xml:space="preserve"> PAGEREF _Toc7567 \h </w:instrText>
           </w:r>
           <w:r>
             <w:fldChar w:fldCharType="separate"/>
@@ -2535,22 +2819,9 @@
         <w:p>
           <w:pPr>
             <w:pStyle w:val="16"/>
-            <w:keepNext w:val="0"/>
-            <w:keepLines w:val="0"/>
-            <w:pageBreakBefore w:val="0"/>
-            <w:widowControl w:val="0"/>
             <w:tabs>
               <w:tab w:val="right" w:leader="dot" w:pos="8501"/>
             </w:tabs>
-            <w:kinsoku w:val="0"/>
-            <w:wordWrap/>
-            <w:overflowPunct/>
-            <w:topLinePunct w:val="0"/>
-            <w:autoSpaceDE w:val="0"/>
-            <w:autoSpaceDN w:val="0"/>
-            <w:bidi w:val="0"/>
-            <w:adjustRightInd w:val="0"/>
-            <w:snapToGrid w:val="0"/>
           </w:pPr>
           <w:r>
             <w:rPr>
@@ -2564,7 +2835,7 @@
               <w:rFonts w:ascii="Times New Roman" w:hAnsi="Times New Roman" w:eastAsia="Times New Roman" w:cs="Times New Roman"/>
               <w:szCs w:val="21"/>
             </w:rPr>
-            <w:instrText xml:space="preserve"> HYPERLINK \l _Toc28646 </w:instrText>
+            <w:instrText xml:space="preserve"> HYPERLINK \l _Toc6729 </w:instrText>
           </w:r>
           <w:r>
             <w:rPr>
@@ -2587,13 +2858,13 @@
             <w:fldChar w:fldCharType="begin"/>
           </w:r>
           <w:r>
-            <w:instrText xml:space="preserve"> PAGEREF _Toc28646 \h </w:instrText>
+            <w:instrText xml:space="preserve"> PAGEREF _Toc6729 \h </w:instrText>
           </w:r>
           <w:r>
             <w:fldChar w:fldCharType="separate"/>
           </w:r>
           <w:r>
-            <w:t>6</w:t>
+            <w:t>7</w:t>
           </w:r>
           <w:r>
             <w:fldChar w:fldCharType="end"/>
@@ -2609,22 +2880,9 @@
         <w:p>
           <w:pPr>
             <w:pStyle w:val="16"/>
-            <w:keepNext w:val="0"/>
-            <w:keepLines w:val="0"/>
-            <w:pageBreakBefore w:val="0"/>
-            <w:widowControl w:val="0"/>
             <w:tabs>
               <w:tab w:val="right" w:leader="dot" w:pos="8501"/>
             </w:tabs>
-            <w:kinsoku w:val="0"/>
-            <w:wordWrap/>
-            <w:overflowPunct/>
-            <w:topLinePunct w:val="0"/>
-            <w:autoSpaceDE w:val="0"/>
-            <w:autoSpaceDN w:val="0"/>
-            <w:bidi w:val="0"/>
-            <w:adjustRightInd w:val="0"/>
-            <w:snapToGrid w:val="0"/>
           </w:pPr>
           <w:r>
             <w:rPr>
@@ -2638,7 +2896,7 @@
               <w:rFonts w:ascii="Times New Roman" w:hAnsi="Times New Roman" w:eastAsia="Times New Roman" w:cs="Times New Roman"/>
               <w:szCs w:val="21"/>
             </w:rPr>
-            <w:instrText xml:space="preserve"> HYPERLINK \l _Toc12508 </w:instrText>
+            <w:instrText xml:space="preserve"> HYPERLINK \l _Toc20847 </w:instrText>
           </w:r>
           <w:r>
             <w:rPr>
@@ -2663,7 +2921,7 @@
             <w:fldChar w:fldCharType="begin"/>
           </w:r>
           <w:r>
-            <w:instrText xml:space="preserve"> PAGEREF _Toc12508 \h </w:instrText>
+            <w:instrText xml:space="preserve"> PAGEREF _Toc20847 \h </w:instrText>
           </w:r>
           <w:r>
             <w:fldChar w:fldCharType="separate"/>
@@ -2767,7 +3025,7 @@
         <w:adjustRightInd w:val="0"/>
         <w:snapToGrid w:val="0"/>
       </w:pPr>
-      <w:bookmarkStart w:id="3" w:name="_Toc15565"/>
+      <w:bookmarkStart w:id="3" w:name="_Toc1700"/>
       <w:r>
         <w:t>概述</w:t>
       </w:r>
@@ -2792,7 +3050,7 @@
       </w:pPr>
       <w:bookmarkStart w:id="4" w:name="bookmark12"/>
       <w:bookmarkEnd w:id="4"/>
-      <w:bookmarkStart w:id="5" w:name="_Toc29659"/>
+      <w:bookmarkStart w:id="5" w:name="_Toc6022"/>
       <w:r>
         <w:t>目的</w:t>
       </w:r>
@@ -2801,19 +3059,7 @@
     <w:p>
       <w:pPr>
         <w:pStyle w:val="27"/>
-        <w:keepNext w:val="0"/>
-        <w:keepLines w:val="0"/>
-        <w:pageBreakBefore w:val="0"/>
-        <w:widowControl w:val="0"/>
-        <w:kinsoku w:val="0"/>
-        <w:wordWrap/>
-        <w:overflowPunct/>
-        <w:topLinePunct w:val="0"/>
-        <w:autoSpaceDE w:val="0"/>
-        <w:autoSpaceDN w:val="0"/>
         <w:bidi w:val="0"/>
-        <w:adjustRightInd w:val="0"/>
-        <w:snapToGrid w:val="0"/>
       </w:pPr>
       <w:r>
         <w:t>本文件编写的目的是为了规范运维服务团队在服务能力体系运转过程中所产生的相关服务报告和服务总结。</w:t>
@@ -2836,7 +3082,7 @@
         <w:adjustRightInd w:val="0"/>
         <w:snapToGrid w:val="0"/>
       </w:pPr>
-      <w:bookmarkStart w:id="6" w:name="_Toc171"/>
+      <w:bookmarkStart w:id="6" w:name="_Toc29665"/>
       <w:r>
         <w:t>范围</w:t>
       </w:r>
@@ -2880,7 +3126,7 @@
         <w:adjustRightInd w:val="0"/>
         <w:snapToGrid w:val="0"/>
       </w:pPr>
-      <w:bookmarkStart w:id="7" w:name="_Toc16001"/>
+      <w:bookmarkStart w:id="7" w:name="_Toc9465"/>
       <w:r>
         <w:t>服务报告（总结）管理流程</w:t>
       </w:r>
@@ -2905,7 +3151,7 @@
       </w:pPr>
       <w:bookmarkStart w:id="8" w:name="bookmark13"/>
       <w:bookmarkEnd w:id="8"/>
-      <w:bookmarkStart w:id="9" w:name="_Toc10653"/>
+      <w:bookmarkStart w:id="9" w:name="_Toc9644"/>
       <w:r>
         <w:t>角色及职责</w:t>
       </w:r>
@@ -3554,7 +3800,7 @@
         <w:adjustRightInd w:val="0"/>
         <w:snapToGrid w:val="0"/>
       </w:pPr>
-      <w:bookmarkStart w:id="10" w:name="_Toc17948"/>
+      <w:bookmarkStart w:id="10" w:name="_Toc29776"/>
       <w:r>
         <w:rPr>
           <w:rFonts w:hint="eastAsia"/>
@@ -3640,7 +3886,7 @@
         <w:adjustRightInd w:val="0"/>
         <w:snapToGrid w:val="0"/>
       </w:pPr>
-      <w:bookmarkStart w:id="11" w:name="_Toc13337"/>
+      <w:bookmarkStart w:id="11" w:name="_Toc12315"/>
       <w:r>
         <w:t>服务报告</w:t>
       </w:r>
@@ -3801,7 +4047,7 @@
         <w:adjustRightInd w:val="0"/>
         <w:snapToGrid w:val="0"/>
       </w:pPr>
-      <w:bookmarkStart w:id="12" w:name="_Toc18664"/>
+      <w:bookmarkStart w:id="12" w:name="_Toc30662"/>
       <w:r>
         <w:t>服务报告管理</w:t>
       </w:r>
@@ -3832,10 +4078,10 @@
         <w:gridCol w:w="833"/>
         <w:gridCol w:w="1524"/>
         <w:gridCol w:w="848"/>
-        <w:gridCol w:w="1353"/>
+        <w:gridCol w:w="1139"/>
         <w:gridCol w:w="773"/>
         <w:gridCol w:w="1063"/>
-        <w:gridCol w:w="1079"/>
+        <w:gridCol w:w="1232"/>
         <w:gridCol w:w="1079"/>
       </w:tblGrid>
       <w:tr>
@@ -3857,7 +4103,7 @@
         </w:tblPrEx>
         <w:tc>
           <w:tcPr>
-            <w:tcW w:w="889" w:type="dxa"/>
+            <w:tcW w:w="833" w:type="dxa"/>
           </w:tcPr>
           <w:p>
             <w:pPr>
@@ -3926,7 +4172,7 @@
         </w:tc>
         <w:tc>
           <w:tcPr>
-            <w:tcW w:w="1644" w:type="dxa"/>
+            <w:tcW w:w="1524" w:type="dxa"/>
           </w:tcPr>
           <w:p>
             <w:pPr>
@@ -3973,7 +4219,7 @@
         </w:tc>
         <w:tc>
           <w:tcPr>
-            <w:tcW w:w="905" w:type="dxa"/>
+            <w:tcW w:w="848" w:type="dxa"/>
           </w:tcPr>
           <w:p>
             <w:pPr>
@@ -4064,7 +4310,7 @@
         </w:tc>
         <w:tc>
           <w:tcPr>
-            <w:tcW w:w="1471" w:type="dxa"/>
+            <w:tcW w:w="1139" w:type="dxa"/>
           </w:tcPr>
           <w:p>
             <w:pPr>
@@ -4155,7 +4401,7 @@
         </w:tc>
         <w:tc>
           <w:tcPr>
-            <w:tcW w:w="821" w:type="dxa"/>
+            <w:tcW w:w="773" w:type="dxa"/>
           </w:tcPr>
           <w:p>
             <w:pPr>
@@ -4268,7 +4514,7 @@
         </w:tc>
         <w:tc>
           <w:tcPr>
-            <w:tcW w:w="1146" w:type="dxa"/>
+            <w:tcW w:w="1063" w:type="dxa"/>
           </w:tcPr>
           <w:p>
             <w:pPr>
@@ -4381,7 +4627,7 @@
         </w:tc>
         <w:tc>
           <w:tcPr>
-            <w:tcW w:w="1146" w:type="dxa"/>
+            <w:tcW w:w="1232" w:type="dxa"/>
           </w:tcPr>
           <w:p>
             <w:pPr>
@@ -4428,7 +4674,7 @@
         </w:tc>
         <w:tc>
           <w:tcPr>
-            <w:tcW w:w="1146" w:type="dxa"/>
+            <w:tcW w:w="1079" w:type="dxa"/>
           </w:tcPr>
           <w:p>
             <w:pPr>
@@ -4493,7 +4739,7 @@
         </w:tblPrEx>
         <w:tc>
           <w:tcPr>
-            <w:tcW w:w="889" w:type="dxa"/>
+            <w:tcW w:w="833" w:type="dxa"/>
             <w:shd w:val="clear" w:color="auto" w:fill="auto"/>
           </w:tcPr>
           <w:p>
@@ -4546,7 +4792,7 @@
         </w:tc>
         <w:tc>
           <w:tcPr>
-            <w:tcW w:w="1644" w:type="dxa"/>
+            <w:tcW w:w="1524" w:type="dxa"/>
             <w:shd w:val="clear" w:color="auto" w:fill="auto"/>
           </w:tcPr>
           <w:p>
@@ -4599,7 +4845,7 @@
         </w:tc>
         <w:tc>
           <w:tcPr>
-            <w:tcW w:w="905" w:type="dxa"/>
+            <w:tcW w:w="848" w:type="dxa"/>
             <w:shd w:val="clear" w:color="auto" w:fill="auto"/>
           </w:tcPr>
           <w:p>
@@ -4652,7 +4898,7 @@
         </w:tc>
         <w:tc>
           <w:tcPr>
-            <w:tcW w:w="1471" w:type="dxa"/>
+            <w:tcW w:w="1139" w:type="dxa"/>
             <w:shd w:val="clear" w:color="auto" w:fill="auto"/>
           </w:tcPr>
           <w:p>
@@ -4705,7 +4951,7 @@
         </w:tc>
         <w:tc>
           <w:tcPr>
-            <w:tcW w:w="821" w:type="dxa"/>
+            <w:tcW w:w="773" w:type="dxa"/>
             <w:shd w:val="clear" w:color="auto" w:fill="auto"/>
           </w:tcPr>
           <w:p>
@@ -4758,7 +5004,7 @@
         </w:tc>
         <w:tc>
           <w:tcPr>
-            <w:tcW w:w="1146" w:type="dxa"/>
+            <w:tcW w:w="1063" w:type="dxa"/>
             <w:shd w:val="clear" w:color="auto" w:fill="auto"/>
           </w:tcPr>
           <w:p>
@@ -4805,13 +5051,13 @@
                 <w:u w:val="none"/>
                 <w:lang w:val="en-US" w:eastAsia="zh-CN"/>
               </w:rPr>
-              <w:t>客户公司运维 服务部经理</w:t>
+              <w:t>客户公司运维服务部经理</w:t>
             </w:r>
           </w:p>
         </w:tc>
         <w:tc>
           <w:tcPr>
-            <w:tcW w:w="1146" w:type="dxa"/>
+            <w:tcW w:w="1232" w:type="dxa"/>
             <w:shd w:val="clear" w:color="auto" w:fill="auto"/>
           </w:tcPr>
           <w:p>
@@ -4924,7 +5170,7 @@
         </w:tc>
         <w:tc>
           <w:tcPr>
-            <w:tcW w:w="1146" w:type="dxa"/>
+            <w:tcW w:w="1079" w:type="dxa"/>
             <w:shd w:val="clear" w:color="auto" w:fill="auto"/>
           </w:tcPr>
           <w:p>
@@ -5102,7 +5348,7 @@
         </w:tblPrEx>
         <w:tc>
           <w:tcPr>
-            <w:tcW w:w="889" w:type="dxa"/>
+            <w:tcW w:w="833" w:type="dxa"/>
           </w:tcPr>
           <w:p>
             <w:pPr>
@@ -5141,30 +5387,13 @@
                 <w:u w:val="none"/>
                 <w:lang w:val="en-US" w:eastAsia="zh-CN"/>
               </w:rPr>
-              <w:t>服务总</w:t>
-            </w:r>
-            <w:bookmarkStart w:id="18" w:name="_GoBack"/>
-            <w:bookmarkEnd w:id="18"/>
-            <w:r>
-              <w:rPr>
-                <w:rFonts w:hint="eastAsia" w:ascii="宋体" w:hAnsi="宋体" w:eastAsia="宋体" w:cs="宋体"/>
-                <w:i w:val="0"/>
-                <w:iCs w:val="0"/>
-                <w:snapToGrid w:val="0"/>
-                <w:color w:val="000000"/>
-                <w:kern w:val="0"/>
-                <w:sz w:val="15"/>
-                <w:szCs w:val="15"/>
-                <w:u w:val="none"/>
-                <w:lang w:val="en-US" w:eastAsia="zh-CN"/>
-              </w:rPr>
-              <w:t>结</w:t>
+              <w:t>服务总结</w:t>
             </w:r>
           </w:p>
         </w:tc>
         <w:tc>
           <w:tcPr>
-            <w:tcW w:w="1644" w:type="dxa"/>
+            <w:tcW w:w="1524" w:type="dxa"/>
           </w:tcPr>
           <w:p>
             <w:pPr>
@@ -5209,7 +5438,7 @@
         </w:tc>
         <w:tc>
           <w:tcPr>
-            <w:tcW w:w="905" w:type="dxa"/>
+            <w:tcW w:w="848" w:type="dxa"/>
           </w:tcPr>
           <w:p>
             <w:pPr>
@@ -5254,7 +5483,7 @@
         </w:tc>
         <w:tc>
           <w:tcPr>
-            <w:tcW w:w="1471" w:type="dxa"/>
+            <w:tcW w:w="1139" w:type="dxa"/>
           </w:tcPr>
           <w:p>
             <w:pPr>
@@ -5299,7 +5528,7 @@
         </w:tc>
         <w:tc>
           <w:tcPr>
-            <w:tcW w:w="821" w:type="dxa"/>
+            <w:tcW w:w="773" w:type="dxa"/>
           </w:tcPr>
           <w:p>
             <w:pPr>
@@ -5344,7 +5573,7 @@
         </w:tc>
         <w:tc>
           <w:tcPr>
-            <w:tcW w:w="1146" w:type="dxa"/>
+            <w:tcW w:w="1063" w:type="dxa"/>
           </w:tcPr>
           <w:p>
             <w:pPr>
@@ -5383,13 +5612,13 @@
                 <w:u w:val="none"/>
                 <w:lang w:val="en-US" w:eastAsia="zh-CN"/>
               </w:rPr>
-              <w:t>客户公司运维 服务部经理</w:t>
+              <w:t>客户公司运维服务部经理</w:t>
             </w:r>
           </w:p>
         </w:tc>
         <w:tc>
           <w:tcPr>
-            <w:tcW w:w="1146" w:type="dxa"/>
+            <w:tcW w:w="1232" w:type="dxa"/>
           </w:tcPr>
           <w:p>
             <w:pPr>
@@ -5524,7 +5753,7 @@
         </w:tc>
         <w:tc>
           <w:tcPr>
-            <w:tcW w:w="1146" w:type="dxa"/>
+            <w:tcW w:w="1079" w:type="dxa"/>
           </w:tcPr>
           <w:p>
             <w:pPr>
@@ -5688,11 +5917,316 @@
       </w:pPr>
       <w:bookmarkStart w:id="13" w:name="bookmark1"/>
       <w:bookmarkEnd w:id="13"/>
-      <w:bookmarkStart w:id="14" w:name="_Toc12950"/>
+      <w:bookmarkStart w:id="14" w:name="_Toc6417"/>
+      <w:r>
+        <w:rPr>
+          <w:rFonts w:hint="eastAsia"/>
+          <w:lang w:val="en-US" w:eastAsia="zh-CN"/>
+        </w:rPr>
+        <w:t>服务报告分发</w:t>
+      </w:r>
+      <w:bookmarkEnd w:id="14"/>
+    </w:p>
+    <w:p>
+      <w:pPr>
+        <w:pStyle w:val="27"/>
+        <w:bidi w:val="0"/>
+        <w:rPr>
+          <w:rFonts w:hint="eastAsia"/>
+        </w:rPr>
+      </w:pPr>
+      <w:r>
+        <w:rPr>
+          <w:rFonts w:hint="eastAsia"/>
+        </w:rPr>
+        <w:t>服务报告在完成审批后，应按以下要求进行分发：</w:t>
+      </w:r>
+    </w:p>
+    <w:p>
+      <w:pPr>
+        <w:pStyle w:val="29"/>
+        <w:bidi w:val="0"/>
+        <w:rPr>
+          <w:rFonts w:hint="eastAsia"/>
+        </w:rPr>
+      </w:pPr>
+      <w:bookmarkStart w:id="15" w:name="_Toc20473"/>
+      <w:r>
+        <w:rPr>
+          <w:rFonts w:hint="eastAsia"/>
+        </w:rPr>
+        <w:t>分发对象</w:t>
+      </w:r>
+      <w:bookmarkEnd w:id="15"/>
+    </w:p>
+    <w:p>
+      <w:pPr>
+        <w:pStyle w:val="27"/>
+        <w:bidi w:val="0"/>
+        <w:rPr>
+          <w:rFonts w:hint="eastAsia"/>
+        </w:rPr>
+      </w:pPr>
+      <w:r>
+        <w:rPr>
+          <w:rFonts w:hint="eastAsia"/>
+          <w:b/>
+          <w:bCs/>
+        </w:rPr>
+        <w:t>对外服务报告：</w:t>
+      </w:r>
+      <w:r>
+        <w:rPr>
+          <w:rFonts w:hint="eastAsia"/>
+        </w:rPr>
+        <w:t>分发给客户公司运维服务部经理及相关接口人。</w:t>
+      </w:r>
+    </w:p>
+    <w:p>
+      <w:pPr>
+        <w:pStyle w:val="27"/>
+        <w:bidi w:val="0"/>
+        <w:rPr>
+          <w:rFonts w:hint="eastAsia"/>
+        </w:rPr>
+      </w:pPr>
+      <w:r>
+        <w:rPr>
+          <w:rFonts w:hint="eastAsia"/>
+          <w:b/>
+          <w:bCs/>
+        </w:rPr>
+        <w:t>对内服务总结：</w:t>
+      </w:r>
+      <w:r>
+        <w:rPr>
+          <w:rFonts w:hint="eastAsia"/>
+        </w:rPr>
+        <w:t>分发给公司运维部经理、项目组成员及相关管理部门。</w:t>
+      </w:r>
+    </w:p>
+    <w:p>
+      <w:pPr>
+        <w:pStyle w:val="29"/>
+        <w:bidi w:val="0"/>
+        <w:rPr>
+          <w:rFonts w:hint="eastAsia"/>
+        </w:rPr>
+      </w:pPr>
+      <w:bookmarkStart w:id="16" w:name="_Toc4055"/>
+      <w:r>
+        <w:rPr>
+          <w:rFonts w:hint="eastAsia"/>
+        </w:rPr>
+        <w:t>分发方式</w:t>
+      </w:r>
+      <w:bookmarkEnd w:id="16"/>
+    </w:p>
+    <w:p>
+      <w:pPr>
+        <w:pStyle w:val="27"/>
+        <w:bidi w:val="0"/>
+        <w:rPr>
+          <w:rFonts w:hint="eastAsia"/>
+        </w:rPr>
+      </w:pPr>
+      <w:r>
+        <w:rPr>
+          <w:rFonts w:hint="eastAsia"/>
+        </w:rPr>
+        <w:t>通过公司正式邮件发送，并保留发送记录。</w:t>
+      </w:r>
+    </w:p>
+    <w:p>
+      <w:pPr>
+        <w:pStyle w:val="27"/>
+        <w:bidi w:val="0"/>
+        <w:rPr>
+          <w:rFonts w:hint="eastAsia"/>
+        </w:rPr>
+      </w:pPr>
+      <w:r>
+        <w:rPr>
+          <w:rFonts w:hint="eastAsia"/>
+        </w:rPr>
+        <w:t>如有必要，可提供纸质盖章版本。</w:t>
+      </w:r>
+    </w:p>
+    <w:p>
+      <w:pPr>
+        <w:pStyle w:val="27"/>
+        <w:bidi w:val="0"/>
+        <w:rPr>
+          <w:rFonts w:hint="eastAsia"/>
+        </w:rPr>
+      </w:pPr>
+      <w:r>
+        <w:rPr>
+          <w:rFonts w:hint="eastAsia"/>
+        </w:rPr>
+        <w:t>所有分发报告均应标注版本、日期及“仅供内部使用”或“对外提供”字样。</w:t>
+      </w:r>
+    </w:p>
+    <w:p>
+      <w:pPr>
+        <w:pStyle w:val="29"/>
+        <w:bidi w:val="0"/>
+        <w:rPr>
+          <w:rFonts w:hint="eastAsia"/>
+        </w:rPr>
+      </w:pPr>
+      <w:bookmarkStart w:id="17" w:name="_Toc17322"/>
+      <w:r>
+        <w:rPr>
+          <w:rFonts w:hint="eastAsia"/>
+        </w:rPr>
+        <w:t>分发时间</w:t>
+      </w:r>
+      <w:bookmarkEnd w:id="17"/>
+    </w:p>
+    <w:p>
+      <w:pPr>
+        <w:pStyle w:val="27"/>
+        <w:bidi w:val="0"/>
+        <w:rPr>
+          <w:rFonts w:hint="eastAsia"/>
+        </w:rPr>
+      </w:pPr>
+      <w:r>
+        <w:rPr>
+          <w:rFonts w:hint="eastAsia"/>
+        </w:rPr>
+        <w:t>月度报告应在次月第3个工作日前完成分发。</w:t>
+      </w:r>
+    </w:p>
+    <w:p>
+      <w:pPr>
+        <w:pStyle w:val="27"/>
+        <w:bidi w:val="0"/>
+        <w:rPr>
+          <w:rFonts w:hint="eastAsia"/>
+        </w:rPr>
+      </w:pPr>
+      <w:r>
+        <w:rPr>
+          <w:rFonts w:hint="eastAsia"/>
+        </w:rPr>
+        <w:t>季度、年度报告按约定时间分发，一般不晚于周期结束后5个工作日。</w:t>
+      </w:r>
+    </w:p>
+    <w:p>
+      <w:pPr>
+        <w:pStyle w:val="29"/>
+        <w:bidi w:val="0"/>
+        <w:rPr>
+          <w:rFonts w:hint="eastAsia"/>
+        </w:rPr>
+      </w:pPr>
+      <w:bookmarkStart w:id="18" w:name="_Toc10844"/>
+      <w:r>
+        <w:rPr>
+          <w:rFonts w:hint="eastAsia"/>
+        </w:rPr>
+        <w:t>分发确认</w:t>
+      </w:r>
+      <w:bookmarkEnd w:id="18"/>
+    </w:p>
+    <w:p>
+      <w:pPr>
+        <w:pStyle w:val="27"/>
+        <w:bidi w:val="0"/>
+        <w:rPr>
+          <w:rFonts w:hint="eastAsia"/>
+        </w:rPr>
+      </w:pPr>
+      <w:r>
+        <w:rPr>
+          <w:rFonts w:hint="eastAsia"/>
+        </w:rPr>
+        <w:t>对外报告分发后应跟进客户确认接收。</w:t>
+      </w:r>
+    </w:p>
+    <w:p>
+      <w:pPr>
+        <w:pStyle w:val="27"/>
+        <w:bidi w:val="0"/>
+        <w:rPr>
+          <w:rFonts w:hint="eastAsia"/>
+        </w:rPr>
+      </w:pPr>
+      <w:r>
+        <w:rPr>
+          <w:rFonts w:hint="eastAsia"/>
+        </w:rPr>
+        <w:t>分发记录应归档备查，作为报告交付及时率的依据之一。</w:t>
+      </w:r>
+    </w:p>
+    <w:p>
+      <w:pPr>
+        <w:pStyle w:val="29"/>
+        <w:bidi w:val="0"/>
+        <w:rPr>
+          <w:rFonts w:hint="eastAsia"/>
+        </w:rPr>
+      </w:pPr>
+      <w:bookmarkStart w:id="19" w:name="_Toc6772"/>
+      <w:r>
+        <w:rPr>
+          <w:rFonts w:hint="eastAsia"/>
+        </w:rPr>
+        <w:t>保密要求</w:t>
+      </w:r>
+      <w:bookmarkEnd w:id="19"/>
+    </w:p>
+    <w:p>
+      <w:pPr>
+        <w:pStyle w:val="27"/>
+        <w:bidi w:val="0"/>
+        <w:rPr>
+          <w:rFonts w:hint="eastAsia"/>
+        </w:rPr>
+      </w:pPr>
+      <w:r>
+        <w:rPr>
+          <w:rFonts w:hint="eastAsia"/>
+        </w:rPr>
+        <w:t>报告内容应根据其类别和受众进行信息脱敏或摘要处理。</w:t>
+      </w:r>
+    </w:p>
+    <w:p>
+      <w:pPr>
+        <w:pStyle w:val="27"/>
+        <w:bidi w:val="0"/>
+      </w:pPr>
+      <w:r>
+        <w:rPr>
+          <w:rFonts w:hint="eastAsia"/>
+        </w:rPr>
+        <w:t>未经审批不得向非指定对象分发报告。</w:t>
+      </w:r>
+    </w:p>
+    <w:p>
+      <w:pPr>
+        <w:pStyle w:val="28"/>
+        <w:keepNext w:val="0"/>
+        <w:keepLines w:val="0"/>
+        <w:pageBreakBefore w:val="0"/>
+        <w:widowControl w:val="0"/>
+        <w:kinsoku w:val="0"/>
+        <w:wordWrap/>
+        <w:overflowPunct/>
+        <w:topLinePunct w:val="0"/>
+        <w:autoSpaceDE w:val="0"/>
+        <w:autoSpaceDN w:val="0"/>
+        <w:bidi w:val="0"/>
+        <w:adjustRightInd w:val="0"/>
+        <w:snapToGrid w:val="0"/>
+      </w:pPr>
+      <w:bookmarkStart w:id="20" w:name="_Toc7567"/>
       <w:r>
         <w:t>服务报告内容</w:t>
       </w:r>
-      <w:bookmarkEnd w:id="14"/>
+      <w:bookmarkEnd w:id="20"/>
     </w:p>
     <w:p>
       <w:pPr>
@@ -5740,7 +6274,17 @@
         <w:t>运维</w:t>
       </w:r>
       <w:r>
-        <w:t>项目经理编写相应的服务报告，并由运维部负责人负责审批。为用户提供的服务报告，应包括如下信息：</w:t>
+        <w:t>项目经理编写相应的服务报告，并由运维部</w:t>
+      </w:r>
+      <w:r>
+        <w:rPr>
+          <w:rFonts w:hint="eastAsia"/>
+          <w:lang w:val="en-US" w:eastAsia="zh-CN"/>
+        </w:rPr>
+        <w:t>经理</w:t>
+      </w:r>
+      <w:r>
+        <w:t>负责审批。为用户提供的服务报告，应包括如下信息：</w:t>
       </w:r>
     </w:p>
     <w:p>
@@ -5983,7 +6527,12 @@
         <w:t>运维部</w:t>
       </w:r>
       <w:r>
-        <w:t>经理负责审批。服务总结针对该运维项目的各项指标达成情况进行分析总结，提出改进建议，旨在提升运维服务质量，向公司运维部经理汇报项目组的维护工作量及下一步工作改进情况，应包括如下信息：</w:t>
+        <w:t>经理负责审批。服务总结针对该运维项目的各项指标达成情况进行分析总结，提出改进建议，旨在提升</w:t>
+      </w:r>
+      <w:bookmarkStart w:id="24" w:name="_GoBack"/>
+      <w:bookmarkEnd w:id="24"/>
+      <w:r>
+        <w:t>运维服务质量，向公司运维部经理汇报项目组的维护工作量及下一步工作改进情况，应包括如下信息：</w:t>
       </w:r>
     </w:p>
     <w:p>
@@ -6137,8 +6686,8 @@
           <w:lang w:val="en-US" w:eastAsia="zh-CN"/>
         </w:rPr>
       </w:pPr>
-      <w:bookmarkStart w:id="15" w:name="_Toc21434"/>
-      <w:bookmarkStart w:id="16" w:name="_Toc28646"/>
+      <w:bookmarkStart w:id="21" w:name="_Toc21434"/>
+      <w:bookmarkStart w:id="22" w:name="_Toc6729"/>
       <w:r>
         <w:rPr>
           <w:rFonts w:hint="default"/>
@@ -6146,8 +6695,8 @@
         </w:rPr>
         <w:t>关键指标</w:t>
       </w:r>
-      <w:bookmarkEnd w:id="15"/>
-      <w:bookmarkEnd w:id="16"/>
+      <w:bookmarkEnd w:id="21"/>
+      <w:bookmarkEnd w:id="22"/>
     </w:p>
     <w:tbl>
       <w:tblPr>
@@ -6709,11 +7258,11 @@
         <w:adjustRightInd w:val="0"/>
         <w:snapToGrid w:val="0"/>
       </w:pPr>
-      <w:bookmarkStart w:id="17" w:name="_Toc12508"/>
+      <w:bookmarkStart w:id="23" w:name="_Toc20847"/>
       <w:r>
         <w:t>相关文件模板</w:t>
       </w:r>
-      <w:bookmarkEnd w:id="17"/>
+      <w:bookmarkEnd w:id="23"/>
     </w:p>
     <w:p>
       <w:pPr>
